--- a/DOC/10-2_履歷_陳樞鴻_填.docx
+++ b/DOC/10-2_履歷_陳樞鴻_填.docx
@@ -227,7 +227,7 @@
           <w:p>
             <w:pPr>
               <w:rPr>
-                <w:rFonts w:ascii="標楷體" w:eastAsia="標楷體" w:hint="eastAsia"/>
+                <w:rFonts w:ascii="標楷體" w:eastAsia="標楷體"/>
                 <w:sz w:val="28"/>
               </w:rPr>
             </w:pPr>
@@ -315,6 +315,13 @@
                 <w:sz w:val="28"/>
               </w:rPr>
             </w:pPr>
+            <w:r>
+              <w:rPr>
+                <w:rFonts w:ascii="標楷體" w:eastAsia="標楷體" w:hint="eastAsia"/>
+                <w:sz w:val="28"/>
+              </w:rPr>
+              <w:t>1959/05/27</w:t>
+            </w:r>
           </w:p>
         </w:tc>
       </w:tr>
@@ -349,12 +356,21 @@
               </w:rPr>
               <w:t>(</w:t>
             </w:r>
-            <w:r>
-              <w:rPr>
-                <w:rFonts w:ascii="標楷體" w:eastAsia="標楷體" w:hint="eastAsia"/>
-                <w:sz w:val="28"/>
-              </w:rPr>
-              <w:t>請擇其重要者填寫</w:t>
+            <w:proofErr w:type="gramStart"/>
+            <w:r>
+              <w:rPr>
+                <w:rFonts w:ascii="標楷體" w:eastAsia="標楷體" w:hint="eastAsia"/>
+                <w:sz w:val="28"/>
+              </w:rPr>
+              <w:t>請擇其</w:t>
+            </w:r>
+            <w:proofErr w:type="gramEnd"/>
+            <w:r>
+              <w:rPr>
+                <w:rFonts w:ascii="標楷體" w:eastAsia="標楷體" w:hint="eastAsia"/>
+                <w:sz w:val="28"/>
+              </w:rPr>
+              <w:t>重要者填寫</w:t>
             </w:r>
             <w:r>
               <w:rPr>
@@ -615,6 +631,13 @@
                 <w:sz w:val="28"/>
               </w:rPr>
             </w:pPr>
+            <w:r>
+              <w:rPr>
+                <w:rFonts w:ascii="標楷體" w:eastAsia="標楷體" w:hint="eastAsia"/>
+                <w:sz w:val="28"/>
+              </w:rPr>
+              <w:t>中國醫藥大學</w:t>
+            </w:r>
           </w:p>
         </w:tc>
         <w:tc>
@@ -629,6 +652,13 @@
                 <w:sz w:val="28"/>
               </w:rPr>
             </w:pPr>
+            <w:r>
+              <w:rPr>
+                <w:rFonts w:ascii="標楷體" w:eastAsia="標楷體" w:hint="eastAsia"/>
+                <w:sz w:val="28"/>
+              </w:rPr>
+              <w:t>學士</w:t>
+            </w:r>
           </w:p>
         </w:tc>
         <w:tc>
@@ -644,6 +674,13 @@
                 <w:sz w:val="28"/>
               </w:rPr>
             </w:pPr>
+            <w:r>
+              <w:rPr>
+                <w:rFonts w:ascii="標楷體" w:eastAsia="標楷體" w:hint="eastAsia"/>
+                <w:sz w:val="28"/>
+              </w:rPr>
+              <w:t>1978/6~1985/9</w:t>
+            </w:r>
           </w:p>
         </w:tc>
         <w:tc>
@@ -658,6 +695,13 @@
                 <w:sz w:val="28"/>
               </w:rPr>
             </w:pPr>
+            <w:r>
+              <w:rPr>
+                <w:rFonts w:ascii="標楷體" w:eastAsia="標楷體" w:hint="eastAsia"/>
+                <w:sz w:val="28"/>
+              </w:rPr>
+              <w:t>醫學</w:t>
+            </w:r>
           </w:p>
         </w:tc>
       </w:tr>
@@ -667,62 +711,84 @@
         </w:trPr>
         <w:tc>
           <w:tcPr>
-            <w:tcW w:w="5245" w:type="dxa"/>
-            <w:gridSpan w:val="2"/>
-          </w:tcPr>
-          <w:p>
-            <w:pPr>
-              <w:jc w:val="center"/>
-              <w:rPr>
-                <w:rFonts w:ascii="標楷體" w:eastAsia="標楷體"/>
-                <w:sz w:val="28"/>
-              </w:rPr>
-            </w:pPr>
-          </w:p>
-        </w:tc>
-        <w:tc>
-          <w:tcPr>
-            <w:tcW w:w="1105" w:type="dxa"/>
-          </w:tcPr>
-          <w:p>
-            <w:pPr>
-              <w:jc w:val="center"/>
-              <w:rPr>
-                <w:rFonts w:ascii="標楷體" w:eastAsia="標楷體"/>
-                <w:sz w:val="28"/>
-              </w:rPr>
-            </w:pPr>
-          </w:p>
-        </w:tc>
-        <w:tc>
-          <w:tcPr>
-            <w:tcW w:w="2547" w:type="dxa"/>
-            <w:gridSpan w:val="2"/>
-          </w:tcPr>
-          <w:p>
-            <w:pPr>
-              <w:jc w:val="center"/>
-              <w:rPr>
-                <w:rFonts w:ascii="標楷體" w:eastAsia="標楷體"/>
-                <w:sz w:val="28"/>
-              </w:rPr>
-            </w:pPr>
-          </w:p>
-        </w:tc>
-        <w:tc>
-          <w:tcPr>
-            <w:tcW w:w="0" w:type="auto"/>
-          </w:tcPr>
-          <w:p>
-            <w:pPr>
-              <w:spacing w:line="320" w:lineRule="exact"/>
-              <w:ind w:right="26"/>
-              <w:jc w:val="center"/>
-              <w:rPr>
-                <w:rFonts w:ascii="標楷體" w:eastAsia="標楷體" w:hAnsi="標楷體"/>
-                <w:sz w:val="28"/>
-              </w:rPr>
-            </w:pPr>
+            <w:tcW w:w="10494" w:type="dxa"/>
+            <w:gridSpan w:val="6"/>
+          </w:tcPr>
+          <w:p>
+            <w:pPr>
+              <w:jc w:val="center"/>
+              <w:rPr>
+                <w:rFonts w:ascii="標楷體" w:eastAsia="標楷體"/>
+                <w:sz w:val="28"/>
+              </w:rPr>
+            </w:pPr>
+            <w:r>
+              <w:rPr>
+                <w:rFonts w:ascii="標楷體" w:eastAsia="標楷體" w:hint="eastAsia"/>
+                <w:sz w:val="28"/>
+              </w:rPr>
+              <w:t>經歷</w:t>
+            </w:r>
+            <w:r>
+              <w:rPr>
+                <w:rFonts w:ascii="標楷體" w:eastAsia="標楷體"/>
+                <w:sz w:val="28"/>
+              </w:rPr>
+              <w:t>(</w:t>
+            </w:r>
+            <w:r>
+              <w:rPr>
+                <w:rFonts w:ascii="標楷體" w:eastAsia="標楷體" w:hint="eastAsia"/>
+                <w:sz w:val="28"/>
+              </w:rPr>
+              <w:t>請按服務時間先後順序填</w:t>
+            </w:r>
+            <w:proofErr w:type="gramStart"/>
+            <w:r>
+              <w:rPr>
+                <w:rFonts w:ascii="標楷體" w:eastAsia="標楷體" w:hint="eastAsia"/>
+                <w:sz w:val="28"/>
+              </w:rPr>
+              <w:t>繕</w:t>
+            </w:r>
+            <w:proofErr w:type="gramEnd"/>
+            <w:r>
+              <w:rPr>
+                <w:rFonts w:ascii="標楷體" w:eastAsia="標楷體"/>
+                <w:sz w:val="28"/>
+              </w:rPr>
+              <w:t>,</w:t>
+            </w:r>
+            <w:r>
+              <w:rPr>
+                <w:rFonts w:ascii="標楷體" w:eastAsia="標楷體" w:hint="eastAsia"/>
+                <w:sz w:val="28"/>
+              </w:rPr>
+              <w:t>與現提計劃有關</w:t>
+            </w:r>
+            <w:proofErr w:type="gramStart"/>
+            <w:r>
+              <w:rPr>
+                <w:rFonts w:ascii="標楷體" w:eastAsia="標楷體" w:hint="eastAsia"/>
+                <w:sz w:val="28"/>
+              </w:rPr>
+              <w:t>者尤請詳</w:t>
+            </w:r>
+            <w:proofErr w:type="gramEnd"/>
+            <w:r>
+              <w:rPr>
+                <w:rFonts w:ascii="標楷體" w:eastAsia="標楷體" w:hint="eastAsia"/>
+                <w:sz w:val="28"/>
+              </w:rPr>
+              <w:t>填</w:t>
+            </w:r>
+            <w:r>
+              <w:rPr>
+                <w:rFonts w:ascii="標楷體" w:eastAsia="標楷體"/>
+                <w:sz w:val="28"/>
+              </w:rPr>
+              <w:t>)</w:t>
+            </w:r>
           </w:p>
         </w:tc>
       </w:tr>
@@ -732,31 +798,110 @@
         </w:trPr>
         <w:tc>
           <w:tcPr>
-            <w:tcW w:w="5245" w:type="dxa"/>
-            <w:gridSpan w:val="2"/>
-          </w:tcPr>
-          <w:p>
-            <w:pPr>
-              <w:jc w:val="center"/>
-              <w:rPr>
-                <w:rFonts w:ascii="標楷體" w:eastAsia="標楷體"/>
-                <w:sz w:val="28"/>
-              </w:rPr>
-            </w:pPr>
-          </w:p>
-        </w:tc>
-        <w:tc>
-          <w:tcPr>
-            <w:tcW w:w="1105" w:type="dxa"/>
-          </w:tcPr>
-          <w:p>
-            <w:pPr>
-              <w:jc w:val="center"/>
-              <w:rPr>
-                <w:rFonts w:ascii="標楷體" w:eastAsia="標楷體"/>
-                <w:sz w:val="28"/>
-              </w:rPr>
-            </w:pPr>
+            <w:tcW w:w="6350" w:type="dxa"/>
+            <w:gridSpan w:val="3"/>
+          </w:tcPr>
+          <w:p>
+            <w:pPr>
+              <w:jc w:val="center"/>
+              <w:rPr>
+                <w:rFonts w:ascii="標楷體" w:eastAsia="標楷體"/>
+                <w:sz w:val="28"/>
+              </w:rPr>
+            </w:pPr>
+            <w:r>
+              <w:rPr>
+                <w:rFonts w:ascii="標楷體" w:eastAsia="標楷體" w:hint="eastAsia"/>
+                <w:sz w:val="28"/>
+              </w:rPr>
+              <w:t>服</w:t>
+            </w:r>
+            <w:r>
+              <w:rPr>
+                <w:rFonts w:ascii="標楷體" w:eastAsia="標楷體"/>
+                <w:sz w:val="28"/>
+              </w:rPr>
+              <w:t xml:space="preserve"> </w:t>
+            </w:r>
+            <w:proofErr w:type="gramStart"/>
+            <w:r>
+              <w:rPr>
+                <w:rFonts w:ascii="標楷體" w:eastAsia="標楷體" w:hint="eastAsia"/>
+                <w:sz w:val="28"/>
+              </w:rPr>
+              <w:t>務</w:t>
+            </w:r>
+            <w:proofErr w:type="gramEnd"/>
+            <w:r>
+              <w:rPr>
+                <w:rFonts w:ascii="標楷體" w:eastAsia="標楷體"/>
+                <w:sz w:val="28"/>
+              </w:rPr>
+              <w:t xml:space="preserve"> </w:t>
+            </w:r>
+            <w:r>
+              <w:rPr>
+                <w:rFonts w:ascii="標楷體" w:eastAsia="標楷體" w:hint="eastAsia"/>
+                <w:sz w:val="28"/>
+              </w:rPr>
+              <w:t>機</w:t>
+            </w:r>
+            <w:r>
+              <w:rPr>
+                <w:rFonts w:ascii="標楷體" w:eastAsia="標楷體"/>
+                <w:sz w:val="28"/>
+              </w:rPr>
+              <w:t xml:space="preserve"> </w:t>
+            </w:r>
+            <w:r>
+              <w:rPr>
+                <w:rFonts w:ascii="標楷體" w:eastAsia="標楷體" w:hint="eastAsia"/>
+                <w:sz w:val="28"/>
+              </w:rPr>
+              <w:t>關</w:t>
+            </w:r>
+            <w:r>
+              <w:rPr>
+                <w:rFonts w:ascii="標楷體" w:eastAsia="標楷體"/>
+                <w:sz w:val="28"/>
+              </w:rPr>
+              <w:t xml:space="preserve"> </w:t>
+            </w:r>
+            <w:r>
+              <w:rPr>
+                <w:rFonts w:ascii="標楷體" w:eastAsia="標楷體" w:hint="eastAsia"/>
+                <w:sz w:val="28"/>
+              </w:rPr>
+              <w:t>及</w:t>
+            </w:r>
+            <w:r>
+              <w:rPr>
+                <w:rFonts w:ascii="標楷體" w:eastAsia="標楷體"/>
+                <w:sz w:val="28"/>
+              </w:rPr>
+              <w:t xml:space="preserve"> </w:t>
+            </w:r>
+            <w:r>
+              <w:rPr>
+                <w:rFonts w:ascii="標楷體" w:eastAsia="標楷體" w:hint="eastAsia"/>
+                <w:sz w:val="28"/>
+              </w:rPr>
+              <w:t>單</w:t>
+            </w:r>
+            <w:r>
+              <w:rPr>
+                <w:rFonts w:ascii="標楷體" w:eastAsia="標楷體"/>
+                <w:sz w:val="28"/>
+              </w:rPr>
+              <w:t xml:space="preserve"> </w:t>
+            </w:r>
+            <w:r>
+              <w:rPr>
+                <w:rFonts w:ascii="標楷體" w:eastAsia="標楷體" w:hint="eastAsia"/>
+                <w:sz w:val="28"/>
+              </w:rPr>
+              <w:t>位</w:t>
+            </w:r>
           </w:p>
         </w:tc>
         <w:tc>
@@ -772,6 +917,27 @@
                 <w:sz w:val="28"/>
               </w:rPr>
             </w:pPr>
+            <w:r>
+              <w:rPr>
+                <w:rFonts w:ascii="標楷體" w:eastAsia="標楷體" w:hint="eastAsia"/>
+                <w:sz w:val="28"/>
+              </w:rPr>
+              <w:t>職</w:t>
+            </w:r>
+            <w:r>
+              <w:rPr>
+                <w:rFonts w:ascii="標楷體" w:eastAsia="標楷體"/>
+                <w:sz w:val="28"/>
+              </w:rPr>
+              <w:t xml:space="preserve">    </w:t>
+            </w:r>
+            <w:r>
+              <w:rPr>
+                <w:rFonts w:ascii="標楷體" w:eastAsia="標楷體" w:hint="eastAsia"/>
+                <w:sz w:val="28"/>
+              </w:rPr>
+              <w:t>稱</w:t>
+            </w:r>
           </w:p>
         </w:tc>
         <w:tc>
@@ -786,6 +952,55 @@
                 <w:sz w:val="28"/>
               </w:rPr>
             </w:pPr>
+            <w:r>
+              <w:rPr>
+                <w:rFonts w:ascii="標楷體" w:eastAsia="標楷體" w:hint="eastAsia"/>
+                <w:sz w:val="28"/>
+              </w:rPr>
+              <w:t>起</w:t>
+            </w:r>
+            <w:r>
+              <w:rPr>
+                <w:rFonts w:ascii="標楷體" w:eastAsia="標楷體"/>
+                <w:sz w:val="28"/>
+              </w:rPr>
+              <w:t xml:space="preserve"> </w:t>
+            </w:r>
+            <w:r>
+              <w:rPr>
+                <w:rFonts w:ascii="標楷體" w:eastAsia="標楷體" w:hint="eastAsia"/>
+                <w:sz w:val="28"/>
+              </w:rPr>
+              <w:t>迄</w:t>
+            </w:r>
+            <w:r>
+              <w:rPr>
+                <w:rFonts w:ascii="標楷體" w:eastAsia="標楷體"/>
+                <w:sz w:val="28"/>
+              </w:rPr>
+              <w:t xml:space="preserve"> </w:t>
+            </w:r>
+            <w:r>
+              <w:rPr>
+                <w:rFonts w:ascii="標楷體" w:eastAsia="標楷體" w:hint="eastAsia"/>
+                <w:sz w:val="28"/>
+              </w:rPr>
+              <w:t>年</w:t>
+            </w:r>
+            <w:r>
+              <w:rPr>
+                <w:rFonts w:ascii="標楷體" w:eastAsia="標楷體"/>
+                <w:sz w:val="28"/>
+              </w:rPr>
+              <w:t xml:space="preserve"> </w:t>
+            </w:r>
+            <w:r>
+              <w:rPr>
+                <w:rFonts w:ascii="標楷體" w:eastAsia="標楷體" w:hint="eastAsia"/>
+                <w:sz w:val="28"/>
+              </w:rPr>
+              <w:t>月</w:t>
+            </w:r>
           </w:p>
         </w:tc>
       </w:tr>
@@ -795,59 +1010,87 @@
         </w:trPr>
         <w:tc>
           <w:tcPr>
-            <w:tcW w:w="10494" w:type="dxa"/>
-            <w:gridSpan w:val="6"/>
-          </w:tcPr>
-          <w:p>
-            <w:pPr>
-              <w:jc w:val="center"/>
-              <w:rPr>
-                <w:rFonts w:ascii="標楷體" w:eastAsia="標楷體"/>
-                <w:sz w:val="28"/>
-              </w:rPr>
-            </w:pPr>
-            <w:r>
-              <w:rPr>
-                <w:rFonts w:ascii="標楷體" w:eastAsia="標楷體" w:hint="eastAsia"/>
-                <w:sz w:val="28"/>
-              </w:rPr>
-              <w:t>經歷</w:t>
-            </w:r>
-            <w:r>
-              <w:rPr>
-                <w:rFonts w:ascii="標楷體" w:eastAsia="標楷體"/>
-                <w:sz w:val="28"/>
-              </w:rPr>
-              <w:t>(</w:t>
-            </w:r>
-            <w:r>
-              <w:rPr>
-                <w:rFonts w:ascii="標楷體" w:eastAsia="標楷體" w:hint="eastAsia"/>
-                <w:sz w:val="28"/>
-              </w:rPr>
-              <w:t>請按服務時間先後順序填繕</w:t>
-            </w:r>
-            <w:r>
-              <w:rPr>
-                <w:rFonts w:ascii="標楷體" w:eastAsia="標楷體"/>
-                <w:sz w:val="28"/>
-              </w:rPr>
-              <w:t>,</w:t>
-            </w:r>
-            <w:r>
-              <w:rPr>
-                <w:rFonts w:ascii="標楷體" w:eastAsia="標楷體" w:hint="eastAsia"/>
-                <w:sz w:val="28"/>
-              </w:rPr>
-              <w:t>與現提計劃有關者尤請詳填</w:t>
-            </w:r>
-            <w:r>
-              <w:rPr>
-                <w:rFonts w:ascii="標楷體" w:eastAsia="標楷體"/>
-                <w:sz w:val="28"/>
-              </w:rPr>
-              <w:t>)</w:t>
-            </w:r>
+            <w:tcW w:w="6350" w:type="dxa"/>
+            <w:gridSpan w:val="3"/>
+          </w:tcPr>
+          <w:p>
+            <w:pPr>
+              <w:rPr>
+                <w:rFonts w:ascii="標楷體" w:eastAsia="標楷體"/>
+                <w:sz w:val="28"/>
+              </w:rPr>
+            </w:pPr>
+            <w:r>
+              <w:rPr>
+                <w:rFonts w:ascii="標楷體" w:eastAsia="標楷體" w:hint="eastAsia"/>
+                <w:sz w:val="28"/>
+              </w:rPr>
+              <w:t xml:space="preserve">現任：汐止國泰綜合醫院 </w:t>
+            </w:r>
+            <w:r>
+              <w:rPr>
+                <w:rFonts w:ascii="標楷體" w:eastAsia="標楷體" w:hint="eastAsia"/>
+                <w:sz w:val="28"/>
+              </w:rPr>
+              <w:t xml:space="preserve">外科部 </w:t>
+            </w:r>
+            <w:r>
+              <w:rPr>
+                <w:rFonts w:ascii="標楷體" w:eastAsia="標楷體" w:hint="eastAsia"/>
+                <w:sz w:val="28"/>
+              </w:rPr>
+              <w:t>一般</w:t>
+            </w:r>
+            <w:r>
+              <w:rPr>
+                <w:rFonts w:ascii="標楷體" w:eastAsia="標楷體" w:hint="eastAsia"/>
+                <w:sz w:val="28"/>
+              </w:rPr>
+              <w:t>外科</w:t>
+            </w:r>
+            <w:r>
+              <w:rPr>
+                <w:rFonts w:ascii="標楷體" w:eastAsia="標楷體" w:hint="eastAsia"/>
+                <w:sz w:val="28"/>
+              </w:rPr>
+              <w:t xml:space="preserve"> </w:t>
+            </w:r>
+          </w:p>
+        </w:tc>
+        <w:tc>
+          <w:tcPr>
+            <w:tcW w:w="2547" w:type="dxa"/>
+            <w:gridSpan w:val="2"/>
+          </w:tcPr>
+          <w:p>
+            <w:pPr>
+              <w:jc w:val="center"/>
+              <w:rPr>
+                <w:rFonts w:ascii="標楷體" w:eastAsia="標楷體"/>
+                <w:sz w:val="28"/>
+              </w:rPr>
+            </w:pPr>
+            <w:r>
+              <w:rPr>
+                <w:rFonts w:ascii="標楷體" w:eastAsia="標楷體" w:hint="eastAsia"/>
+                <w:sz w:val="28"/>
+              </w:rPr>
+              <w:t>主任</w:t>
+            </w:r>
+          </w:p>
+        </w:tc>
+        <w:tc>
+          <w:tcPr>
+            <w:tcW w:w="0" w:type="auto"/>
+          </w:tcPr>
+          <w:p>
+            <w:pPr>
+              <w:jc w:val="center"/>
+              <w:rPr>
+                <w:rFonts w:ascii="標楷體" w:eastAsia="標楷體"/>
+                <w:sz w:val="28"/>
+              </w:rPr>
+            </w:pPr>
           </w:p>
         </w:tc>
       </w:tr>
@@ -862,102 +1105,38 @@
           </w:tcPr>
           <w:p>
             <w:pPr>
-              <w:jc w:val="center"/>
-              <w:rPr>
-                <w:rFonts w:ascii="標楷體" w:eastAsia="標楷體"/>
-                <w:sz w:val="28"/>
-              </w:rPr>
-            </w:pPr>
-            <w:r>
-              <w:rPr>
-                <w:rFonts w:ascii="標楷體" w:eastAsia="標楷體" w:hint="eastAsia"/>
-                <w:sz w:val="28"/>
-              </w:rPr>
-              <w:t>服</w:t>
-            </w:r>
-            <w:r>
-              <w:rPr>
-                <w:rFonts w:ascii="標楷體" w:eastAsia="標楷體"/>
-                <w:sz w:val="28"/>
-              </w:rPr>
-              <w:t xml:space="preserve"> </w:t>
-            </w:r>
-            <w:r>
-              <w:rPr>
-                <w:rFonts w:ascii="標楷體" w:eastAsia="標楷體" w:hint="eastAsia"/>
-                <w:sz w:val="28"/>
-              </w:rPr>
-              <w:t>務</w:t>
-            </w:r>
-            <w:r>
-              <w:rPr>
-                <w:rFonts w:ascii="標楷體" w:eastAsia="標楷體"/>
-                <w:sz w:val="28"/>
-              </w:rPr>
-              <w:t xml:space="preserve"> </w:t>
-            </w:r>
-            <w:r>
-              <w:rPr>
-                <w:rFonts w:ascii="標楷體" w:eastAsia="標楷體" w:hint="eastAsia"/>
-                <w:sz w:val="28"/>
-              </w:rPr>
-              <w:t>機</w:t>
-            </w:r>
-            <w:r>
-              <w:rPr>
-                <w:rFonts w:ascii="標楷體" w:eastAsia="標楷體"/>
-                <w:sz w:val="28"/>
-              </w:rPr>
-              <w:t xml:space="preserve"> </w:t>
-            </w:r>
-            <w:r>
-              <w:rPr>
-                <w:rFonts w:ascii="標楷體" w:eastAsia="標楷體" w:hint="eastAsia"/>
-                <w:sz w:val="28"/>
-              </w:rPr>
-              <w:t>關</w:t>
-            </w:r>
-            <w:r>
-              <w:rPr>
-                <w:rFonts w:ascii="標楷體" w:eastAsia="標楷體"/>
-                <w:sz w:val="28"/>
-              </w:rPr>
-              <w:t xml:space="preserve"> </w:t>
-            </w:r>
-            <w:r>
-              <w:rPr>
-                <w:rFonts w:ascii="標楷體" w:eastAsia="標楷體" w:hint="eastAsia"/>
-                <w:sz w:val="28"/>
-              </w:rPr>
-              <w:t>及</w:t>
-            </w:r>
-            <w:r>
-              <w:rPr>
-                <w:rFonts w:ascii="標楷體" w:eastAsia="標楷體"/>
-                <w:sz w:val="28"/>
-              </w:rPr>
-              <w:t xml:space="preserve"> </w:t>
-            </w:r>
-            <w:r>
-              <w:rPr>
-                <w:rFonts w:ascii="標楷體" w:eastAsia="標楷體" w:hint="eastAsia"/>
-                <w:sz w:val="28"/>
-              </w:rPr>
-              <w:t>單</w:t>
-            </w:r>
-            <w:r>
-              <w:rPr>
-                <w:rFonts w:ascii="標楷體" w:eastAsia="標楷體"/>
-                <w:sz w:val="28"/>
-              </w:rPr>
-              <w:t xml:space="preserve"> </w:t>
-            </w:r>
-            <w:r>
-              <w:rPr>
-                <w:rFonts w:ascii="標楷體" w:eastAsia="標楷體" w:hint="eastAsia"/>
-                <w:sz w:val="28"/>
-              </w:rPr>
-              <w:t>位</w:t>
+              <w:rPr>
+                <w:rFonts w:ascii="標楷體" w:eastAsia="標楷體"/>
+                <w:sz w:val="28"/>
+              </w:rPr>
+            </w:pPr>
+            <w:r>
+              <w:rPr>
+                <w:rFonts w:ascii="標楷體" w:eastAsia="標楷體" w:hint="eastAsia"/>
+                <w:sz w:val="28"/>
+              </w:rPr>
+              <w:t>現</w:t>
+            </w:r>
+            <w:r>
+              <w:rPr>
+                <w:rFonts w:ascii="標楷體" w:eastAsia="標楷體" w:hint="eastAsia"/>
+                <w:sz w:val="28"/>
+              </w:rPr>
+              <w:t>任</w:t>
+            </w:r>
+            <w:r>
+              <w:rPr>
+                <w:rFonts w:ascii="標楷體" w:eastAsia="標楷體"/>
+                <w:sz w:val="28"/>
+              </w:rPr>
+              <w:t>:</w:t>
+            </w:r>
+            <w:r>
+              <w:rPr>
+                <w:rFonts w:ascii="標楷體" w:eastAsia="標楷體" w:hint="eastAsia"/>
+                <w:sz w:val="28"/>
+              </w:rPr>
+              <w:t>國泰綜合醫院 外科部 大腸直腸外科</w:t>
             </w:r>
           </w:p>
         </w:tc>
@@ -979,209 +1158,8 @@
                 <w:rFonts w:ascii="標楷體" w:eastAsia="標楷體" w:hint="eastAsia"/>
                 <w:sz w:val="28"/>
               </w:rPr>
-              <w:t>職</w:t>
-            </w:r>
-            <w:r>
-              <w:rPr>
-                <w:rFonts w:ascii="標楷體" w:eastAsia="標楷體"/>
-                <w:sz w:val="28"/>
-              </w:rPr>
-              <w:t xml:space="preserve">    </w:t>
-            </w:r>
-            <w:r>
-              <w:rPr>
-                <w:rFonts w:ascii="標楷體" w:eastAsia="標楷體" w:hint="eastAsia"/>
-                <w:sz w:val="28"/>
-              </w:rPr>
-              <w:t>稱</w:t>
-            </w:r>
-          </w:p>
-        </w:tc>
-        <w:tc>
-          <w:tcPr>
-            <w:tcW w:w="0" w:type="auto"/>
-          </w:tcPr>
-          <w:p>
-            <w:pPr>
-              <w:jc w:val="center"/>
-              <w:rPr>
-                <w:rFonts w:ascii="標楷體" w:eastAsia="標楷體"/>
-                <w:sz w:val="28"/>
-              </w:rPr>
-            </w:pPr>
-            <w:r>
-              <w:rPr>
-                <w:rFonts w:ascii="標楷體" w:eastAsia="標楷體" w:hint="eastAsia"/>
-                <w:sz w:val="28"/>
-              </w:rPr>
-              <w:t>起</w:t>
-            </w:r>
-            <w:r>
-              <w:rPr>
-                <w:rFonts w:ascii="標楷體" w:eastAsia="標楷體"/>
-                <w:sz w:val="28"/>
-              </w:rPr>
-              <w:t xml:space="preserve"> </w:t>
-            </w:r>
-            <w:r>
-              <w:rPr>
-                <w:rFonts w:ascii="標楷體" w:eastAsia="標楷體" w:hint="eastAsia"/>
-                <w:sz w:val="28"/>
-              </w:rPr>
-              <w:t>迄</w:t>
-            </w:r>
-            <w:r>
-              <w:rPr>
-                <w:rFonts w:ascii="標楷體" w:eastAsia="標楷體"/>
-                <w:sz w:val="28"/>
-              </w:rPr>
-              <w:t xml:space="preserve"> </w:t>
-            </w:r>
-            <w:r>
-              <w:rPr>
-                <w:rFonts w:ascii="標楷體" w:eastAsia="標楷體" w:hint="eastAsia"/>
-                <w:sz w:val="28"/>
-              </w:rPr>
-              <w:t>年</w:t>
-            </w:r>
-            <w:r>
-              <w:rPr>
-                <w:rFonts w:ascii="標楷體" w:eastAsia="標楷體"/>
-                <w:sz w:val="28"/>
-              </w:rPr>
-              <w:t xml:space="preserve"> </w:t>
-            </w:r>
-            <w:r>
-              <w:rPr>
-                <w:rFonts w:ascii="標楷體" w:eastAsia="標楷體" w:hint="eastAsia"/>
-                <w:sz w:val="28"/>
-              </w:rPr>
-              <w:t>月</w:t>
-            </w:r>
-          </w:p>
-        </w:tc>
-      </w:tr>
-      <w:tr>
-        <w:trPr>
-          <w:cantSplit/>
-        </w:trPr>
-        <w:tc>
-          <w:tcPr>
-            <w:tcW w:w="6350" w:type="dxa"/>
-            <w:gridSpan w:val="3"/>
-          </w:tcPr>
-          <w:p>
-            <w:pPr>
-              <w:rPr>
-                <w:rFonts w:ascii="標楷體" w:eastAsia="標楷體"/>
-                <w:sz w:val="28"/>
-              </w:rPr>
-            </w:pPr>
-            <w:r>
-              <w:rPr>
-                <w:rFonts w:ascii="標楷體" w:eastAsia="標楷體" w:hint="eastAsia"/>
-                <w:sz w:val="28"/>
-              </w:rPr>
-              <w:t xml:space="preserve">現任：汐止國泰綜合醫院 </w:t>
-            </w:r>
-            <w:r>
-              <w:rPr>
-                <w:rFonts w:ascii="標楷體" w:eastAsia="標楷體" w:hint="eastAsia"/>
-                <w:sz w:val="28"/>
-              </w:rPr>
-              <w:t xml:space="preserve">外科部 </w:t>
-            </w:r>
-            <w:r>
-              <w:rPr>
-                <w:rFonts w:ascii="標楷體" w:eastAsia="標楷體" w:hint="eastAsia"/>
-                <w:sz w:val="28"/>
-              </w:rPr>
-              <w:t>直腸外科</w:t>
-            </w:r>
-            <w:r>
-              <w:rPr>
-                <w:rFonts w:ascii="標楷體" w:eastAsia="標楷體" w:hint="eastAsia"/>
-                <w:sz w:val="28"/>
-              </w:rPr>
-              <w:t xml:space="preserve"> </w:t>
-            </w:r>
-          </w:p>
-        </w:tc>
-        <w:tc>
-          <w:tcPr>
-            <w:tcW w:w="2547" w:type="dxa"/>
-            <w:gridSpan w:val="2"/>
-          </w:tcPr>
-          <w:p>
-            <w:pPr>
-              <w:jc w:val="center"/>
-              <w:rPr>
-                <w:rFonts w:ascii="標楷體" w:eastAsia="標楷體"/>
-                <w:sz w:val="28"/>
-              </w:rPr>
-            </w:pPr>
-          </w:p>
-        </w:tc>
-        <w:tc>
-          <w:tcPr>
-            <w:tcW w:w="0" w:type="auto"/>
-          </w:tcPr>
-          <w:p>
-            <w:pPr>
-              <w:jc w:val="center"/>
-              <w:rPr>
-                <w:rFonts w:ascii="標楷體" w:eastAsia="標楷體"/>
-                <w:sz w:val="28"/>
-              </w:rPr>
-            </w:pPr>
-          </w:p>
-        </w:tc>
-      </w:tr>
-      <w:tr>
-        <w:trPr>
-          <w:cantSplit/>
-        </w:trPr>
-        <w:tc>
-          <w:tcPr>
-            <w:tcW w:w="6350" w:type="dxa"/>
-            <w:gridSpan w:val="3"/>
-          </w:tcPr>
-          <w:p>
-            <w:pPr>
-              <w:rPr>
-                <w:rFonts w:ascii="標楷體" w:eastAsia="標楷體"/>
-                <w:sz w:val="28"/>
-              </w:rPr>
-            </w:pPr>
-            <w:r>
-              <w:rPr>
-                <w:rFonts w:ascii="標楷體" w:eastAsia="標楷體" w:hint="eastAsia"/>
-                <w:sz w:val="28"/>
-              </w:rPr>
-              <w:t>曾任</w:t>
-            </w:r>
-            <w:r>
-              <w:rPr>
-                <w:rFonts w:ascii="標楷體" w:eastAsia="標楷體"/>
-                <w:sz w:val="28"/>
-              </w:rPr>
-              <w:t>:</w:t>
-            </w:r>
-          </w:p>
-        </w:tc>
-        <w:tc>
-          <w:tcPr>
-            <w:tcW w:w="2547" w:type="dxa"/>
-            <w:gridSpan w:val="2"/>
-          </w:tcPr>
-          <w:p>
-            <w:pPr>
-              <w:jc w:val="center"/>
-              <w:rPr>
-                <w:rFonts w:ascii="標楷體" w:eastAsia="標楷體"/>
-                <w:sz w:val="28"/>
-              </w:rPr>
-            </w:pPr>
+              <w:t>主治醫師</w:t>
+            </w:r>
           </w:p>
         </w:tc>
         <w:tc>
@@ -1211,12 +1189,18 @@
           </w:tcPr>
           <w:p>
             <w:pPr>
-              <w:ind w:firstLineChars="250" w:firstLine="700"/>
-              <w:rPr>
-                <w:rFonts w:ascii="標楷體" w:eastAsia="標楷體"/>
-                <w:sz w:val="28"/>
-              </w:rPr>
-            </w:pPr>
+              <w:rPr>
+                <w:rFonts w:ascii="標楷體" w:eastAsia="標楷體" w:hint="eastAsia"/>
+                <w:sz w:val="28"/>
+              </w:rPr>
+            </w:pPr>
+            <w:r>
+              <w:rPr>
+                <w:rFonts w:ascii="標楷體" w:eastAsia="標楷體" w:hint="eastAsia"/>
+                <w:sz w:val="28"/>
+              </w:rPr>
+              <w:t xml:space="preserve">曾任:新竹國泰綜合醫院 外科部 </w:t>
+            </w:r>
           </w:p>
         </w:tc>
         <w:tc>
@@ -1232,6 +1216,13 @@
                 <w:sz w:val="28"/>
               </w:rPr>
             </w:pPr>
+            <w:r>
+              <w:rPr>
+                <w:rFonts w:ascii="標楷體" w:eastAsia="標楷體" w:hint="eastAsia"/>
+                <w:sz w:val="28"/>
+              </w:rPr>
+              <w:t>主任</w:t>
+            </w:r>
           </w:p>
         </w:tc>
         <w:tc>
@@ -1256,202 +1247,52 @@
         </w:trPr>
         <w:tc>
           <w:tcPr>
-            <w:tcW w:w="6350" w:type="dxa"/>
-            <w:gridSpan w:val="3"/>
-          </w:tcPr>
-          <w:p>
-            <w:pPr>
-              <w:jc w:val="center"/>
-              <w:rPr>
-                <w:rFonts w:ascii="標楷體" w:eastAsia="標楷體"/>
-                <w:sz w:val="28"/>
-              </w:rPr>
-            </w:pPr>
-            <w:r>
-              <w:rPr>
-                <w:rFonts w:ascii="標楷體" w:eastAsia="標楷體"/>
-                <w:sz w:val="28"/>
-              </w:rPr>
-              <w:t>近五年相關著作及研究報告名稱:(如不敷填寫請另紙繕附)</w:t>
-            </w:r>
-          </w:p>
-        </w:tc>
-        <w:tc>
-          <w:tcPr>
-            <w:tcW w:w="2547" w:type="dxa"/>
-            <w:gridSpan w:val="2"/>
-          </w:tcPr>
-          <w:p>
-            <w:pPr>
-              <w:jc w:val="center"/>
-              <w:rPr>
-                <w:rFonts w:ascii="標楷體" w:eastAsia="標楷體"/>
-                <w:sz w:val="28"/>
-              </w:rPr>
-            </w:pPr>
-          </w:p>
-        </w:tc>
-        <w:tc>
-          <w:tcPr>
-            <w:tcW w:w="0" w:type="auto"/>
-          </w:tcPr>
-          <w:p>
-            <w:pPr>
-              <w:jc w:val="center"/>
-              <w:rPr>
-                <w:rFonts w:ascii="標楷體" w:eastAsia="標楷體"/>
-                <w:sz w:val="28"/>
-              </w:rPr>
-            </w:pPr>
+            <w:tcW w:w="10494" w:type="dxa"/>
+            <w:gridSpan w:val="6"/>
+          </w:tcPr>
+          <w:p>
+            <w:pPr>
+              <w:jc w:val="center"/>
+              <w:rPr>
+                <w:rFonts w:ascii="標楷體" w:eastAsia="標楷體" w:hint="eastAsia"/>
+                <w:sz w:val="28"/>
+              </w:rPr>
+            </w:pPr>
+            <w:r>
+              <w:rPr>
+                <w:rFonts w:ascii="標楷體" w:eastAsia="標楷體"/>
+                <w:sz w:val="28"/>
+              </w:rPr>
+              <w:t>近五年相關著作及研究報告名稱:</w:t>
+            </w:r>
           </w:p>
         </w:tc>
       </w:tr>
       <w:tr>
         <w:trPr>
           <w:cantSplit/>
+          <w:trHeight w:val="2591"/>
         </w:trPr>
         <w:tc>
           <w:tcPr>
-            <w:tcW w:w="6350" w:type="dxa"/>
-            <w:gridSpan w:val="3"/>
-            <w:tcBorders>
-              <w:bottom w:val="single" w:sz="4" w:space="0" w:color="auto"/>
-            </w:tcBorders>
-          </w:tcPr>
-          <w:p>
-            <w:pPr>
-              <w:rPr>
-                <w:rFonts w:ascii="標楷體" w:eastAsia="標楷體"/>
-                <w:sz w:val="28"/>
-              </w:rPr>
-            </w:pPr>
-          </w:p>
-        </w:tc>
-        <w:tc>
-          <w:tcPr>
-            <w:tcW w:w="2547" w:type="dxa"/>
-            <w:gridSpan w:val="2"/>
-          </w:tcPr>
-          <w:p>
-            <w:pPr>
-              <w:jc w:val="center"/>
-              <w:rPr>
-                <w:rFonts w:ascii="標楷體" w:eastAsia="標楷體"/>
-                <w:sz w:val="28"/>
-              </w:rPr>
-            </w:pPr>
-          </w:p>
-        </w:tc>
-        <w:tc>
-          <w:tcPr>
-            <w:tcW w:w="0" w:type="auto"/>
-          </w:tcPr>
-          <w:p>
-            <w:pPr>
-              <w:jc w:val="center"/>
-              <w:rPr>
-                <w:rFonts w:ascii="標楷體" w:eastAsia="標楷體"/>
-                <w:sz w:val="28"/>
-              </w:rPr>
-            </w:pPr>
-          </w:p>
-        </w:tc>
-      </w:tr>
-      <w:tr>
-        <w:trPr>
-          <w:cantSplit/>
-        </w:trPr>
-        <w:tc>
-          <w:tcPr>
-            <w:tcW w:w="6350" w:type="dxa"/>
-            <w:gridSpan w:val="3"/>
-          </w:tcPr>
-          <w:p>
-            <w:pPr>
-              <w:rPr>
-                <w:rFonts w:ascii="標楷體" w:eastAsia="標楷體"/>
-                <w:sz w:val="28"/>
-              </w:rPr>
-            </w:pPr>
-          </w:p>
-        </w:tc>
-        <w:tc>
-          <w:tcPr>
-            <w:tcW w:w="2547" w:type="dxa"/>
-            <w:gridSpan w:val="2"/>
-          </w:tcPr>
-          <w:p>
-            <w:pPr>
-              <w:jc w:val="center"/>
-              <w:rPr>
-                <w:rFonts w:ascii="標楷體" w:eastAsia="標楷體"/>
-                <w:sz w:val="28"/>
-              </w:rPr>
-            </w:pPr>
-          </w:p>
-        </w:tc>
-        <w:tc>
-          <w:tcPr>
-            <w:tcW w:w="0" w:type="auto"/>
-          </w:tcPr>
-          <w:p>
-            <w:pPr>
-              <w:jc w:val="center"/>
-              <w:rPr>
-                <w:rFonts w:ascii="標楷體" w:eastAsia="標楷體"/>
-                <w:sz w:val="28"/>
-              </w:rPr>
-            </w:pPr>
-          </w:p>
-        </w:tc>
-      </w:tr>
-      <w:tr>
-        <w:trPr>
-          <w:cantSplit/>
-          <w:trHeight w:val="1131"/>
-        </w:trPr>
-        <w:tc>
-          <w:tcPr>
-            <w:tcW w:w="6350" w:type="dxa"/>
-            <w:gridSpan w:val="3"/>
-          </w:tcPr>
-          <w:p>
-            <w:pPr>
-              <w:jc w:val="center"/>
-              <w:rPr>
-                <w:rFonts w:ascii="標楷體" w:eastAsia="標楷體"/>
-                <w:sz w:val="28"/>
-              </w:rPr>
-            </w:pPr>
-          </w:p>
-        </w:tc>
-        <w:tc>
-          <w:tcPr>
-            <w:tcW w:w="2547" w:type="dxa"/>
-            <w:gridSpan w:val="2"/>
-          </w:tcPr>
-          <w:p>
-            <w:pPr>
-              <w:jc w:val="center"/>
-              <w:rPr>
-                <w:rFonts w:ascii="標楷體" w:eastAsia="標楷體"/>
-                <w:sz w:val="28"/>
-              </w:rPr>
-            </w:pPr>
-          </w:p>
-        </w:tc>
-        <w:tc>
-          <w:tcPr>
-            <w:tcW w:w="0" w:type="auto"/>
-          </w:tcPr>
-          <w:p>
-            <w:pPr>
-              <w:jc w:val="center"/>
-              <w:rPr>
-                <w:rFonts w:ascii="標楷體" w:eastAsia="標楷體"/>
-                <w:sz w:val="28"/>
-              </w:rPr>
-            </w:pPr>
+            <w:tcW w:w="10494" w:type="dxa"/>
+            <w:gridSpan w:val="6"/>
+          </w:tcPr>
+          <w:p>
+            <w:pPr>
+              <w:jc w:val="center"/>
+              <w:rPr>
+                <w:rFonts w:ascii="標楷體" w:eastAsia="標楷體"/>
+                <w:sz w:val="28"/>
+              </w:rPr>
+            </w:pPr>
+            <w:r>
+              <w:rPr>
+                <w:rFonts w:ascii="標楷體" w:eastAsia="標楷體"/>
+                <w:sz w:val="28"/>
+              </w:rPr>
+              <w:t>【本次投稿】A Large Epidermoid Cyst of the Pelvic Floor Mimicking Rectal Malignancy: A Case Report，Journal of the Formosan Medical Association（Under Review）</w:t>
+            </w:r>
           </w:p>
         </w:tc>
       </w:tr>
@@ -1912,6 +1753,7 @@
   <w:style w:type="character" w:default="1" w:styleId="a0">
     <w:name w:val="Default Paragraph Font"/>
     <w:uiPriority w:val="1"/>
+    <w:semiHidden/>
     <w:unhideWhenUsed/>
   </w:style>
   <w:style w:type="table" w:default="1" w:styleId="a1">
